--- a/src/OpenXmlHtml.Tests/WordConvertToDocxTests.PreformattedAndBlockquote.Net.verified.docx
+++ b/src/OpenXmlHtml.Tests/WordConvertToDocxTests.PreformattedAndBlockquote.Net.verified.docx
@@ -9,9 +9,11 @@
     </w:p>
     <w:p>
       <w:r>
-        <w:t xml:space="preserve">  line 1
-  line 2
-  line 3</w:t>
+        <w:t xml:space="preserve">  line 1</w:t>
+        <w:br/>
+        <w:t xml:space="preserve">  line 2</w:t>
+        <w:br/>
+        <w:t xml:space="preserve">  line 3</w:t>
       </w:r>
     </w:p>
     <w:sectPr>
